--- a/public/resume/Rashid_Al_Ghafri_CV_ATS.docx
+++ b/public/resume/Rashid_Al_Ghafri_CV_ATS.docx
@@ -131,7 +131,7 @@
           <w:sz w:val="20"/>
           <w:szCs w:val="20"/>
         </w:rPr>
-        <w:t xml:space="preserve">Final-year Software Engineering student (CGPA 3.96/4.00) with hands-on experience designing, building, and deploying full-stack systems from concept to launch. Skilled in AI integration, real-time web applications, and leading technical projects under pressure. A national STEM finalist and chosen department representative, pairing academic excellence with entrepreneurial drive and clear technical communication.</w:t>
+        <w:t xml:space="preserve">Software Engineering graduate (BSc, CGPA 3.96/4.00 — First-Class Distinction) with hands-on experience designing, building, and deploying full-stack systems from concept to launch. Skilled in AI integration, real-time web applications, and leading technical projects under pressure. A national STEM finalist and chosen department representative, pairing academic excellence with entrepreneurial drive and clear technical communication.</w:t>
       </w:r>
     </w:p>
     <w:p>
@@ -764,7 +764,7 @@
           <w:sz w:val="19"/>
           <w:szCs w:val="19"/>
         </w:rPr>
-        <w:t xml:space="preserve">	2025 – 2026</w:t>
+        <w:t xml:space="preserve">	2025 – Present</w:t>
       </w:r>
     </w:p>
     <w:p>

--- a/public/resume/Rashid_Al_Ghafri_CV_ATS.docx
+++ b/public/resume/Rashid_Al_Ghafri_CV_ATS.docx
@@ -205,7 +205,7 @@
           <w:sz w:val="20"/>
           <w:szCs w:val="20"/>
         </w:rPr>
-        <w:t xml:space="preserve">CGPA 3.96/4.00 — First-Class Distinction; College Honour Roll (both semesters); consistent Dean’s List.</w:t>
+        <w:t xml:space="preserve">CGPA 3.96/4.00 — First-Class Distinction; College Honour List — every semester since the Foundation year.</w:t>
       </w:r>
     </w:p>
     <w:p>

--- a/public/resume/Rashid_Al_Ghafri_CV_ATS.docx
+++ b/public/resume/Rashid_Al_Ghafri_CV_ATS.docx
@@ -42,7 +42,7 @@
           <w:sz w:val="19"/>
           <w:szCs w:val="19"/>
         </w:rPr>
-        <w:t xml:space="preserve">Oman  ·  rr.abadi44@gmail.com  ·  +968 9484 6461</w:t>
+        <w:t xml:space="preserve">Oman  ·  rashidalghafri.dev@gmail.com  ·  +968 9484 6461</w:t>
       </w:r>
     </w:p>
     <w:p>
